--- a/14_ACP01/ACP01 - Module 6 - Exam Preparation & Final Review/ACP01 - Module 6.1 to .3 - Exam Overview, Structure & Domains Recap.docx
+++ b/14_ACP01/ACP01 - Module 6 - Exam Preparation & Final Review/ACP01 - Module 6.1 to .3 - Exam Overview, Structure & Domains Recap.docx
@@ -46,6 +46,9 @@
     </w:p>
     <w:p>
       <w:r>
+        <w:rPr>
+          <w:noProof/>
+        </w:rPr>
         <w:lastRenderedPageBreak/>
         <w:drawing>
           <wp:inline distT="0" distB="0" distL="0" distR="0" wp14:anchorId="1C2F5E21" wp14:editId="603AC82A">
@@ -91,6 +94,9 @@
     <w:p/>
     <w:p>
       <w:r>
+        <w:rPr>
+          <w:noProof/>
+        </w:rPr>
         <w:lastRenderedPageBreak/>
         <w:drawing>
           <wp:inline distT="0" distB="0" distL="0" distR="0" wp14:anchorId="3268A0A7" wp14:editId="72E7ECA6">
@@ -132,6 +138,9 @@
     <w:p/>
     <w:p>
       <w:r>
+        <w:rPr>
+          <w:noProof/>
+        </w:rPr>
         <w:drawing>
           <wp:inline distT="0" distB="0" distL="0" distR="0" wp14:anchorId="3A38405E" wp14:editId="15627DB3">
             <wp:extent cx="7297483" cy="4362450"/>
@@ -169,6 +178,333 @@
         </w:drawing>
       </w:r>
     </w:p>
+    <w:p>
+      <w:r>
+        <w:lastRenderedPageBreak/>
+        <w:drawing>
+          <wp:inline distT="0" distB="0" distL="0" distR="0" wp14:anchorId="7ED9B8FF" wp14:editId="09BFF6A2">
+            <wp:extent cx="4800600" cy="1452355"/>
+            <wp:effectExtent l="0" t="0" r="0" b="0"/>
+            <wp:docPr id="741840729" name="Picture 1"/>
+            <wp:cNvGraphicFramePr>
+              <a:graphicFrameLocks xmlns:a="http://schemas.openxmlformats.org/drawingml/2006/main" noChangeAspect="1"/>
+            </wp:cNvGraphicFramePr>
+            <a:graphic xmlns:a="http://schemas.openxmlformats.org/drawingml/2006/main">
+              <a:graphicData uri="http://schemas.openxmlformats.org/drawingml/2006/picture">
+                <pic:pic xmlns:pic="http://schemas.openxmlformats.org/drawingml/2006/picture">
+                  <pic:nvPicPr>
+                    <pic:cNvPr id="741840729" name=""/>
+                    <pic:cNvPicPr/>
+                  </pic:nvPicPr>
+                  <pic:blipFill>
+                    <a:blip r:embed="rId9"/>
+                    <a:stretch>
+                      <a:fillRect/>
+                    </a:stretch>
+                  </pic:blipFill>
+                  <pic:spPr>
+                    <a:xfrm>
+                      <a:off x="0" y="0"/>
+                      <a:ext cx="4815118" cy="1456747"/>
+                    </a:xfrm>
+                    <a:prstGeom prst="rect">
+                      <a:avLst/>
+                    </a:prstGeom>
+                  </pic:spPr>
+                </pic:pic>
+              </a:graphicData>
+            </a:graphic>
+          </wp:inline>
+        </w:drawing>
+      </w:r>
+    </w:p>
+    <w:p>
+      <w:r>
+        <w:drawing>
+          <wp:inline distT="0" distB="0" distL="0" distR="0" wp14:anchorId="5E326EF1" wp14:editId="1551EE0F">
+            <wp:extent cx="8629650" cy="2430374"/>
+            <wp:effectExtent l="0" t="0" r="0" b="8255"/>
+            <wp:docPr id="138108687" name="Picture 1"/>
+            <wp:cNvGraphicFramePr>
+              <a:graphicFrameLocks xmlns:a="http://schemas.openxmlformats.org/drawingml/2006/main" noChangeAspect="1"/>
+            </wp:cNvGraphicFramePr>
+            <a:graphic xmlns:a="http://schemas.openxmlformats.org/drawingml/2006/main">
+              <a:graphicData uri="http://schemas.openxmlformats.org/drawingml/2006/picture">
+                <pic:pic xmlns:pic="http://schemas.openxmlformats.org/drawingml/2006/picture">
+                  <pic:nvPicPr>
+                    <pic:cNvPr id="138108687" name=""/>
+                    <pic:cNvPicPr/>
+                  </pic:nvPicPr>
+                  <pic:blipFill>
+                    <a:blip r:embed="rId10"/>
+                    <a:stretch>
+                      <a:fillRect/>
+                    </a:stretch>
+                  </pic:blipFill>
+                  <pic:spPr>
+                    <a:xfrm>
+                      <a:off x="0" y="0"/>
+                      <a:ext cx="8637981" cy="2432720"/>
+                    </a:xfrm>
+                    <a:prstGeom prst="rect">
+                      <a:avLst/>
+                    </a:prstGeom>
+                  </pic:spPr>
+                </pic:pic>
+              </a:graphicData>
+            </a:graphic>
+          </wp:inline>
+        </w:drawing>
+      </w:r>
+    </w:p>
+    <w:p>
+      <w:r>
+        <w:drawing>
+          <wp:inline distT="0" distB="0" distL="0" distR="0" wp14:anchorId="0C065D80" wp14:editId="519452E4">
+            <wp:extent cx="8447899" cy="2505075"/>
+            <wp:effectExtent l="0" t="0" r="0" b="0"/>
+            <wp:docPr id="1765294361" name="Picture 1"/>
+            <wp:cNvGraphicFramePr>
+              <a:graphicFrameLocks xmlns:a="http://schemas.openxmlformats.org/drawingml/2006/main" noChangeAspect="1"/>
+            </wp:cNvGraphicFramePr>
+            <a:graphic xmlns:a="http://schemas.openxmlformats.org/drawingml/2006/main">
+              <a:graphicData uri="http://schemas.openxmlformats.org/drawingml/2006/picture">
+                <pic:pic xmlns:pic="http://schemas.openxmlformats.org/drawingml/2006/picture">
+                  <pic:nvPicPr>
+                    <pic:cNvPr id="1765294361" name=""/>
+                    <pic:cNvPicPr/>
+                  </pic:nvPicPr>
+                  <pic:blipFill>
+                    <a:blip r:embed="rId11"/>
+                    <a:stretch>
+                      <a:fillRect/>
+                    </a:stretch>
+                  </pic:blipFill>
+                  <pic:spPr>
+                    <a:xfrm>
+                      <a:off x="0" y="0"/>
+                      <a:ext cx="8476732" cy="2513625"/>
+                    </a:xfrm>
+                    <a:prstGeom prst="rect">
+                      <a:avLst/>
+                    </a:prstGeom>
+                  </pic:spPr>
+                </pic:pic>
+              </a:graphicData>
+            </a:graphic>
+          </wp:inline>
+        </w:drawing>
+      </w:r>
+    </w:p>
+    <w:p>
+      <w:r>
+        <w:lastRenderedPageBreak/>
+        <w:drawing>
+          <wp:inline distT="0" distB="0" distL="0" distR="0" wp14:anchorId="4637638A" wp14:editId="6710AD95">
+            <wp:extent cx="8863330" cy="3626485"/>
+            <wp:effectExtent l="0" t="0" r="0" b="0"/>
+            <wp:docPr id="995569860" name="Picture 1"/>
+            <wp:cNvGraphicFramePr>
+              <a:graphicFrameLocks xmlns:a="http://schemas.openxmlformats.org/drawingml/2006/main" noChangeAspect="1"/>
+            </wp:cNvGraphicFramePr>
+            <a:graphic xmlns:a="http://schemas.openxmlformats.org/drawingml/2006/main">
+              <a:graphicData uri="http://schemas.openxmlformats.org/drawingml/2006/picture">
+                <pic:pic xmlns:pic="http://schemas.openxmlformats.org/drawingml/2006/picture">
+                  <pic:nvPicPr>
+                    <pic:cNvPr id="995569860" name=""/>
+                    <pic:cNvPicPr/>
+                  </pic:nvPicPr>
+                  <pic:blipFill>
+                    <a:blip r:embed="rId12"/>
+                    <a:stretch>
+                      <a:fillRect/>
+                    </a:stretch>
+                  </pic:blipFill>
+                  <pic:spPr>
+                    <a:xfrm>
+                      <a:off x="0" y="0"/>
+                      <a:ext cx="8863330" cy="3626485"/>
+                    </a:xfrm>
+                    <a:prstGeom prst="rect">
+                      <a:avLst/>
+                    </a:prstGeom>
+                  </pic:spPr>
+                </pic:pic>
+              </a:graphicData>
+            </a:graphic>
+          </wp:inline>
+        </w:drawing>
+      </w:r>
+    </w:p>
+    <w:p/>
+    <w:p/>
+    <w:p/>
+    <w:p/>
+    <w:p/>
+    <w:p/>
+    <w:p/>
+    <w:p/>
+    <w:p/>
+    <w:p>
+      <w:r>
+        <w:lastRenderedPageBreak/>
+        <w:drawing>
+          <wp:inline distT="0" distB="0" distL="0" distR="0" wp14:anchorId="7ED5B3AE" wp14:editId="675B1012">
+            <wp:extent cx="6430272" cy="914528"/>
+            <wp:effectExtent l="0" t="0" r="0" b="0"/>
+            <wp:docPr id="1140073089" name="Picture 1"/>
+            <wp:cNvGraphicFramePr>
+              <a:graphicFrameLocks xmlns:a="http://schemas.openxmlformats.org/drawingml/2006/main" noChangeAspect="1"/>
+            </wp:cNvGraphicFramePr>
+            <a:graphic xmlns:a="http://schemas.openxmlformats.org/drawingml/2006/main">
+              <a:graphicData uri="http://schemas.openxmlformats.org/drawingml/2006/picture">
+                <pic:pic xmlns:pic="http://schemas.openxmlformats.org/drawingml/2006/picture">
+                  <pic:nvPicPr>
+                    <pic:cNvPr id="1140073089" name=""/>
+                    <pic:cNvPicPr/>
+                  </pic:nvPicPr>
+                  <pic:blipFill>
+                    <a:blip r:embed="rId13"/>
+                    <a:stretch>
+                      <a:fillRect/>
+                    </a:stretch>
+                  </pic:blipFill>
+                  <pic:spPr>
+                    <a:xfrm>
+                      <a:off x="0" y="0"/>
+                      <a:ext cx="6430272" cy="914528"/>
+                    </a:xfrm>
+                    <a:prstGeom prst="rect">
+                      <a:avLst/>
+                    </a:prstGeom>
+                  </pic:spPr>
+                </pic:pic>
+              </a:graphicData>
+            </a:graphic>
+          </wp:inline>
+        </w:drawing>
+      </w:r>
+    </w:p>
+    <w:p/>
+    <w:p>
+      <w:r>
+        <w:drawing>
+          <wp:inline distT="0" distB="0" distL="0" distR="0" wp14:anchorId="0FA43D86" wp14:editId="14FFD2B3">
+            <wp:extent cx="8863330" cy="1934845"/>
+            <wp:effectExtent l="0" t="0" r="0" b="8255"/>
+            <wp:docPr id="1906077195" name="Picture 1"/>
+            <wp:cNvGraphicFramePr>
+              <a:graphicFrameLocks xmlns:a="http://schemas.openxmlformats.org/drawingml/2006/main" noChangeAspect="1"/>
+            </wp:cNvGraphicFramePr>
+            <a:graphic xmlns:a="http://schemas.openxmlformats.org/drawingml/2006/main">
+              <a:graphicData uri="http://schemas.openxmlformats.org/drawingml/2006/picture">
+                <pic:pic xmlns:pic="http://schemas.openxmlformats.org/drawingml/2006/picture">
+                  <pic:nvPicPr>
+                    <pic:cNvPr id="1906077195" name=""/>
+                    <pic:cNvPicPr/>
+                  </pic:nvPicPr>
+                  <pic:blipFill>
+                    <a:blip r:embed="rId14"/>
+                    <a:stretch>
+                      <a:fillRect/>
+                    </a:stretch>
+                  </pic:blipFill>
+                  <pic:spPr>
+                    <a:xfrm>
+                      <a:off x="0" y="0"/>
+                      <a:ext cx="8863330" cy="1934845"/>
+                    </a:xfrm>
+                    <a:prstGeom prst="rect">
+                      <a:avLst/>
+                    </a:prstGeom>
+                  </pic:spPr>
+                </pic:pic>
+              </a:graphicData>
+            </a:graphic>
+          </wp:inline>
+        </w:drawing>
+      </w:r>
+    </w:p>
+    <w:p>
+      <w:r>
+        <w:drawing>
+          <wp:inline distT="0" distB="0" distL="0" distR="0" wp14:anchorId="2C17DBF1" wp14:editId="202AC33A">
+            <wp:extent cx="8863330" cy="3109595"/>
+            <wp:effectExtent l="0" t="0" r="0" b="0"/>
+            <wp:docPr id="1279359207" name="Picture 1"/>
+            <wp:cNvGraphicFramePr>
+              <a:graphicFrameLocks xmlns:a="http://schemas.openxmlformats.org/drawingml/2006/main" noChangeAspect="1"/>
+            </wp:cNvGraphicFramePr>
+            <a:graphic xmlns:a="http://schemas.openxmlformats.org/drawingml/2006/main">
+              <a:graphicData uri="http://schemas.openxmlformats.org/drawingml/2006/picture">
+                <pic:pic xmlns:pic="http://schemas.openxmlformats.org/drawingml/2006/picture">
+                  <pic:nvPicPr>
+                    <pic:cNvPr id="1279359207" name=""/>
+                    <pic:cNvPicPr/>
+                  </pic:nvPicPr>
+                  <pic:blipFill>
+                    <a:blip r:embed="rId15"/>
+                    <a:stretch>
+                      <a:fillRect/>
+                    </a:stretch>
+                  </pic:blipFill>
+                  <pic:spPr>
+                    <a:xfrm>
+                      <a:off x="0" y="0"/>
+                      <a:ext cx="8863330" cy="3109595"/>
+                    </a:xfrm>
+                    <a:prstGeom prst="rect">
+                      <a:avLst/>
+                    </a:prstGeom>
+                  </pic:spPr>
+                </pic:pic>
+              </a:graphicData>
+            </a:graphic>
+          </wp:inline>
+        </w:drawing>
+      </w:r>
+    </w:p>
+    <w:p>
+      <w:r>
+        <w:lastRenderedPageBreak/>
+        <w:drawing>
+          <wp:inline distT="0" distB="0" distL="0" distR="0" wp14:anchorId="01BB381E" wp14:editId="0A8F8471">
+            <wp:extent cx="8863330" cy="1983105"/>
+            <wp:effectExtent l="0" t="0" r="0" b="0"/>
+            <wp:docPr id="1729577537" name="Picture 1"/>
+            <wp:cNvGraphicFramePr>
+              <a:graphicFrameLocks xmlns:a="http://schemas.openxmlformats.org/drawingml/2006/main" noChangeAspect="1"/>
+            </wp:cNvGraphicFramePr>
+            <a:graphic xmlns:a="http://schemas.openxmlformats.org/drawingml/2006/main">
+              <a:graphicData uri="http://schemas.openxmlformats.org/drawingml/2006/picture">
+                <pic:pic xmlns:pic="http://schemas.openxmlformats.org/drawingml/2006/picture">
+                  <pic:nvPicPr>
+                    <pic:cNvPr id="1729577537" name=""/>
+                    <pic:cNvPicPr/>
+                  </pic:nvPicPr>
+                  <pic:blipFill>
+                    <a:blip r:embed="rId16"/>
+                    <a:stretch>
+                      <a:fillRect/>
+                    </a:stretch>
+                  </pic:blipFill>
+                  <pic:spPr>
+                    <a:xfrm>
+                      <a:off x="0" y="0"/>
+                      <a:ext cx="8863330" cy="1983105"/>
+                    </a:xfrm>
+                    <a:prstGeom prst="rect">
+                      <a:avLst/>
+                    </a:prstGeom>
+                  </pic:spPr>
+                </pic:pic>
+              </a:graphicData>
+            </a:graphic>
+          </wp:inline>
+        </w:drawing>
+      </w:r>
+    </w:p>
+    <w:p/>
     <w:sectPr>
       <w:pgSz w:w="16838" w:h="11906" w:orient="landscape"/>
       <w:pgMar w:top="851" w:right="1440" w:bottom="568" w:left="1440" w:header="708" w:footer="708" w:gutter="0"/>
